--- a/SAP.docx
+++ b/SAP.docx
@@ -2423,6 +2423,29 @@
     <w:p>
       <w:pPr>
         <w:rPr>
+          <w:sz w:val="22"/>
+          <w:szCs w:val="22"/>
+        </w:rPr>
+      </w:pPr>
+      <w:r>
+        <w:rPr>
+          <w:sz w:val="22"/>
+          <w:szCs w:val="22"/>
+        </w:rPr>
+        <w:t>•</w:t>
+      </w:r>
+      <w:r>
+        <w:rPr>
+          <w:sz w:val="22"/>
+          <w:szCs w:val="22"/>
+        </w:rPr>
+        <w:tab/>
+        <w:t>Inverse Probability Weighting</w:t>
+      </w:r>
+    </w:p>
+    <w:p>
+      <w:pPr>
+        <w:rPr>
           <w:b/>
           <w:bCs/>
           <w:sz w:val="22"/>
@@ -2431,21 +2454,6 @@
       </w:pPr>
       <w:r>
         <w:rPr>
-          <w:sz w:val="22"/>
-          <w:szCs w:val="22"/>
-        </w:rPr>
-        <w:t>•</w:t>
-      </w:r>
-      <w:r>
-        <w:rPr>
-          <w:sz w:val="22"/>
-          <w:szCs w:val="22"/>
-        </w:rPr>
-        <w:tab/>
-        <w:t>Inverse Probability Weighting</w:t>
-      </w:r>
-      <w:r>
-        <w:rPr>
           <w:b/>
           <w:bCs/>
           <w:sz w:val="22"/>
@@ -2473,7 +2481,7 @@
           <w:sz w:val="22"/>
           <w:szCs w:val="22"/>
         </w:rPr>
-        <w:t>onsider the validity of my prediction models. There are several methods that are designed to check how well the model has fit to the data</w:t>
+        <w:t>onsider the validity of prediction models. There are several methods that are designed to check how well the model has fit to the data</w:t>
       </w:r>
       <w:r>
         <w:rPr>
@@ -2790,7 +2798,15 @@
           <w:sz w:val="22"/>
           <w:szCs w:val="22"/>
         </w:rPr>
-        <w:t xml:space="preserve"> tha</w:t>
+        <w:t xml:space="preserve"> </w:t>
+      </w:r>
+      <w:r>
+        <w:rPr>
+          <w:sz w:val="22"/>
+          <w:szCs w:val="22"/>
+        </w:rPr>
+        <w:lastRenderedPageBreak/>
+        <w:t>tha</w:t>
       </w:r>
       <w:r>
         <w:rPr>
@@ -2839,15 +2855,7 @@
           <w:sz w:val="22"/>
           <w:szCs w:val="22"/>
         </w:rPr>
-        <w:t xml:space="preserve">and include a high variance, </w:t>
-      </w:r>
-      <w:r>
-        <w:rPr>
-          <w:sz w:val="22"/>
-          <w:szCs w:val="22"/>
-        </w:rPr>
-        <w:lastRenderedPageBreak/>
-        <w:t>high computational cost for larger datasets and an instability due to the high variance.</w:t>
+        <w:t>and include a high variance, high computational cost for larger datasets and an instability due to the high variance.</w:t>
       </w:r>
       <w:r>
         <w:rPr>
@@ -3210,47 +3218,376 @@
     </w:p>
     <w:p>
       <w:pPr>
+        <w:pStyle w:val="ListParagraph"/>
+        <w:numPr>
+          <w:ilvl w:val="0"/>
+          <w:numId w:val="7"/>
+        </w:numPr>
+        <w:rPr>
+          <w:sz w:val="22"/>
+          <w:szCs w:val="22"/>
+        </w:rPr>
+      </w:pPr>
+      <w:r>
+        <w:rPr>
+          <w:sz w:val="22"/>
+          <w:szCs w:val="22"/>
+        </w:rPr>
+        <w:t>MSE</w:t>
+      </w:r>
+      <w:r>
+        <w:rPr>
+          <w:sz w:val="22"/>
+          <w:szCs w:val="22"/>
+        </w:rPr>
+        <w:t xml:space="preserve"> (Mean squared error)</w:t>
+      </w:r>
+      <w:r>
+        <w:rPr>
+          <w:sz w:val="22"/>
+          <w:szCs w:val="22"/>
+        </w:rPr>
+        <w:t xml:space="preserve"> – squared difference between the predicted values and the </w:t>
+      </w:r>
+      <w:r>
+        <w:rPr>
+          <w:sz w:val="22"/>
+          <w:szCs w:val="22"/>
+        </w:rPr>
+        <w:t>actual</w:t>
+      </w:r>
+      <w:r>
+        <w:rPr>
+          <w:sz w:val="22"/>
+          <w:szCs w:val="22"/>
+        </w:rPr>
+        <w:t xml:space="preserve"> values</w:t>
+      </w:r>
+      <w:r>
+        <w:rPr>
+          <w:sz w:val="22"/>
+          <w:szCs w:val="22"/>
+        </w:rPr>
+        <w:t xml:space="preserve">. Says how close to the line of best fit. The closer the MSE is to 0 is the more accurate the prediction. </w:t>
+      </w:r>
+    </w:p>
+    <w:p>
+      <w:pPr>
+        <w:pStyle w:val="ListParagraph"/>
+        <w:numPr>
+          <w:ilvl w:val="0"/>
+          <w:numId w:val="7"/>
+        </w:numPr>
+        <w:rPr>
+          <w:sz w:val="22"/>
+          <w:szCs w:val="22"/>
+        </w:rPr>
+      </w:pPr>
+      <w:r>
+        <w:rPr>
+          <w:sz w:val="22"/>
+          <w:szCs w:val="22"/>
+        </w:rPr>
+        <w:t>MAE</w:t>
+      </w:r>
+      <w:r>
+        <w:rPr>
+          <w:sz w:val="22"/>
+          <w:szCs w:val="22"/>
+        </w:rPr>
+        <w:t xml:space="preserve"> (Mean absolute error) </w:t>
+      </w:r>
+      <w:r>
+        <w:rPr>
+          <w:sz w:val="22"/>
+          <w:szCs w:val="22"/>
+        </w:rPr>
+        <w:t>–</w:t>
+      </w:r>
+      <w:r>
+        <w:rPr>
+          <w:sz w:val="22"/>
+          <w:szCs w:val="22"/>
+        </w:rPr>
+        <w:t xml:space="preserve"> </w:t>
+      </w:r>
+      <w:r>
+        <w:rPr>
+          <w:sz w:val="22"/>
+          <w:szCs w:val="22"/>
+        </w:rPr>
+        <w:t>This is the same as the mean squared error but with absolute differences instead of squared differences</w:t>
+      </w:r>
+    </w:p>
+    <w:p>
+      <w:pPr>
+        <w:pStyle w:val="ListParagraph"/>
+        <w:numPr>
+          <w:ilvl w:val="0"/>
+          <w:numId w:val="7"/>
+        </w:numPr>
+        <w:rPr>
+          <w:sz w:val="22"/>
+          <w:szCs w:val="22"/>
+        </w:rPr>
+      </w:pPr>
+      <w:r>
+        <w:rPr>
+          <w:sz w:val="22"/>
+          <w:szCs w:val="22"/>
+        </w:rPr>
+        <w:t>RMSE</w:t>
+      </w:r>
+      <w:r>
+        <w:rPr>
+          <w:sz w:val="22"/>
+          <w:szCs w:val="22"/>
+        </w:rPr>
+        <w:t xml:space="preserve"> (Root Mean Square error) </w:t>
+      </w:r>
+      <w:r>
+        <w:rPr>
+          <w:sz w:val="22"/>
+          <w:szCs w:val="22"/>
+        </w:rPr>
+        <w:t>–</w:t>
+      </w:r>
+      <w:r>
+        <w:rPr>
+          <w:sz w:val="22"/>
+          <w:szCs w:val="22"/>
+        </w:rPr>
+        <w:t xml:space="preserve"> </w:t>
+      </w:r>
+      <w:r>
+        <w:rPr>
+          <w:sz w:val="22"/>
+          <w:szCs w:val="22"/>
+        </w:rPr>
+        <w:t>the square root of MSE. The standard deviation of the errors.</w:t>
+      </w:r>
+    </w:p>
+    <w:p>
+      <w:pPr>
+        <w:pStyle w:val="ListParagraph"/>
+        <w:numPr>
+          <w:ilvl w:val="0"/>
+          <w:numId w:val="7"/>
+        </w:numPr>
+        <w:rPr>
+          <w:sz w:val="22"/>
+          <w:szCs w:val="22"/>
+        </w:rPr>
+      </w:pPr>
+      <w:r>
+        <w:rPr>
+          <w:sz w:val="22"/>
+          <w:szCs w:val="22"/>
+        </w:rPr>
+        <w:t>R squared</w:t>
+      </w:r>
+      <w:r>
+        <w:rPr>
+          <w:sz w:val="22"/>
+          <w:szCs w:val="22"/>
+        </w:rPr>
+        <w:t xml:space="preserve"> </w:t>
+      </w:r>
+      <w:r>
+        <w:rPr>
+          <w:sz w:val="22"/>
+          <w:szCs w:val="22"/>
+        </w:rPr>
+        <w:t>–</w:t>
+      </w:r>
+      <w:r>
+        <w:rPr>
+          <w:sz w:val="22"/>
+          <w:szCs w:val="22"/>
+        </w:rPr>
+        <w:t xml:space="preserve"> </w:t>
+      </w:r>
+      <w:r>
+        <w:rPr>
+          <w:sz w:val="22"/>
+          <w:szCs w:val="22"/>
+        </w:rPr>
+        <w:t>Called the coefficient of determination. Explains the proportion of variance in the dependent variable that can be explained by the independent variables. The equation is 1 – (sum of squares of residuals/total sum of squares)</w:t>
+      </w:r>
+    </w:p>
+    <w:p>
+      <w:pPr>
+        <w:pStyle w:val="ListParagraph"/>
+        <w:numPr>
+          <w:ilvl w:val="0"/>
+          <w:numId w:val="7"/>
+        </w:numPr>
+        <w:rPr>
+          <w:sz w:val="22"/>
+          <w:szCs w:val="22"/>
+        </w:rPr>
+      </w:pPr>
+      <w:r>
+        <w:rPr>
+          <w:sz w:val="22"/>
+          <w:szCs w:val="22"/>
+        </w:rPr>
+        <w:lastRenderedPageBreak/>
+        <w:t>Adjusted R squared</w:t>
+      </w:r>
+      <w:r>
+        <w:rPr>
+          <w:sz w:val="22"/>
+          <w:szCs w:val="22"/>
+        </w:rPr>
+        <w:t xml:space="preserve"> </w:t>
+      </w:r>
+      <w:r>
+        <w:rPr>
+          <w:sz w:val="22"/>
+          <w:szCs w:val="22"/>
+        </w:rPr>
+        <w:t>–</w:t>
+      </w:r>
+      <w:r>
+        <w:rPr>
+          <w:sz w:val="22"/>
+          <w:szCs w:val="22"/>
+        </w:rPr>
+        <w:t xml:space="preserve"> </w:t>
+      </w:r>
+      <w:r>
+        <w:rPr>
+          <w:sz w:val="22"/>
+          <w:szCs w:val="22"/>
+        </w:rPr>
+        <w:t>the R squared value adjusted for the number of predictors.</w:t>
+      </w:r>
+      <w:r>
+        <w:rPr>
+          <w:sz w:val="22"/>
+          <w:szCs w:val="22"/>
+        </w:rPr>
+        <w:t xml:space="preserve"> (3)</w:t>
+      </w:r>
+    </w:p>
+    <w:p>
+      <w:pPr>
+        <w:pStyle w:val="ListParagraph"/>
+        <w:numPr>
+          <w:ilvl w:val="0"/>
+          <w:numId w:val="7"/>
+        </w:numPr>
+        <w:rPr>
+          <w:sz w:val="22"/>
+          <w:szCs w:val="22"/>
+        </w:rPr>
+      </w:pPr>
+      <w:r>
+        <w:rPr>
+          <w:sz w:val="22"/>
+          <w:szCs w:val="22"/>
+        </w:rPr>
+        <w:t xml:space="preserve">Calibration - </w:t>
+      </w:r>
+    </w:p>
+    <w:p>
+      <w:pPr>
+        <w:ind w:left="360"/>
+        <w:rPr>
+          <w:sz w:val="22"/>
+          <w:szCs w:val="22"/>
+        </w:rPr>
+      </w:pPr>
+      <w:r>
+        <w:rPr>
+          <w:sz w:val="22"/>
+          <w:szCs w:val="22"/>
+        </w:rPr>
+        <w:t xml:space="preserve">The multiple prediction models will be evaluated using these performance measures which allow for the comparison on their suitability. </w:t>
+      </w:r>
+    </w:p>
+    <w:p>
+      <w:pPr>
         <w:rPr>
           <w:b/>
           <w:bCs/>
           <w:sz w:val="22"/>
           <w:szCs w:val="22"/>
-          <w:lang w:val="en-US"/>
-        </w:rPr>
-      </w:pPr>
-    </w:p>
-    <w:p>
-      <w:pPr>
+        </w:rPr>
+      </w:pPr>
+      <w:r>
         <w:rPr>
           <w:b/>
           <w:bCs/>
           <w:sz w:val="22"/>
           <w:szCs w:val="22"/>
         </w:rPr>
-      </w:pPr>
-      <w:r>
+        <w:t>Sensitivity checks</w:t>
+      </w:r>
+    </w:p>
+    <w:p>
+      <w:pPr>
+        <w:pStyle w:val="ListParagraph"/>
+        <w:numPr>
+          <w:ilvl w:val="0"/>
+          <w:numId w:val="8"/>
+        </w:numPr>
         <w:rPr>
           <w:b/>
           <w:bCs/>
           <w:sz w:val="22"/>
           <w:szCs w:val="22"/>
         </w:rPr>
-        <w:t>Sensitivity checks</w:t>
-      </w:r>
-    </w:p>
-    <w:p>
-      <w:pPr>
+      </w:pPr>
+      <w:r>
+        <w:rPr>
+          <w:sz w:val="22"/>
+          <w:szCs w:val="22"/>
+        </w:rPr>
+        <w:t>Experiment with variable selection and functional form, checking performance measures to determine how the model improves or not.</w:t>
+      </w:r>
+    </w:p>
+    <w:p>
+      <w:pPr>
+        <w:pStyle w:val="ListParagraph"/>
+        <w:numPr>
+          <w:ilvl w:val="0"/>
+          <w:numId w:val="8"/>
+        </w:numPr>
         <w:rPr>
           <w:b/>
           <w:bCs/>
-        </w:rPr>
-      </w:pPr>
-      <w:r>
+          <w:sz w:val="22"/>
+          <w:szCs w:val="22"/>
+        </w:rPr>
+      </w:pPr>
+      <w:r>
+        <w:rPr>
+          <w:sz w:val="22"/>
+          <w:szCs w:val="22"/>
+        </w:rPr>
+        <w:t>Missing data approaches</w:t>
+      </w:r>
+    </w:p>
+    <w:p>
+      <w:pPr>
         <w:rPr>
           <w:b/>
           <w:bCs/>
         </w:rPr>
+      </w:pPr>
+      <w:r>
+        <w:rPr>
+          <w:b/>
+          <w:bCs/>
+        </w:rPr>
         <w:t>Discussion</w:t>
+      </w:r>
+    </w:p>
+    <w:p>
+      <w:r>
+        <w:t xml:space="preserve">Strengths and limitations </w:t>
       </w:r>
     </w:p>
     <w:p>
@@ -3347,15 +3684,7 @@
           <w:sz w:val="22"/>
           <w:szCs w:val="22"/>
         </w:rPr>
-        <w:t xml:space="preserve">Missing Data in Clinical Research: A Tutorial on Multiple Imputation, Canadian Journal of Cardiology, Volume 37, </w:t>
-      </w:r>
-      <w:r>
-        <w:rPr>
-          <w:sz w:val="22"/>
-          <w:szCs w:val="22"/>
-        </w:rPr>
-        <w:lastRenderedPageBreak/>
-        <w:t xml:space="preserve">Issue 9, 2021, Pages 1322-1331, ISSN 0828-282X, </w:t>
+        <w:t xml:space="preserve">Missing Data in Clinical Research: A Tutorial on Multiple Imputation, Canadian Journal of Cardiology, Volume 37, Issue 9, 2021, Pages 1322-1331, ISSN 0828-282X, </w:t>
       </w:r>
       <w:hyperlink r:id="rId5" w:history="1">
         <w:r>
@@ -3372,7 +3701,44 @@
           <w:sz w:val="22"/>
           <w:szCs w:val="22"/>
         </w:rPr>
-        <w:t>. (https://www.sciencedirect.com/science/article/pii/S0828282X20311119)</w:t>
+        <w:t>. (</w:t>
+      </w:r>
+      <w:hyperlink r:id="rId6" w:history="1">
+        <w:r>
+          <w:rPr>
+            <w:rStyle w:val="Hyperlink"/>
+            <w:sz w:val="22"/>
+            <w:szCs w:val="22"/>
+          </w:rPr>
+          <w:t>https://www.sciencedirect.com/science/article/pii/S0828282X20311119</w:t>
+        </w:r>
+      </w:hyperlink>
+      <w:r>
+        <w:rPr>
+          <w:sz w:val="22"/>
+          <w:szCs w:val="22"/>
+        </w:rPr>
+        <w:t>)</w:t>
+      </w:r>
+    </w:p>
+    <w:p>
+      <w:pPr>
+        <w:pStyle w:val="ListParagraph"/>
+        <w:numPr>
+          <w:ilvl w:val="0"/>
+          <w:numId w:val="1"/>
+        </w:numPr>
+        <w:rPr>
+          <w:sz w:val="22"/>
+          <w:szCs w:val="22"/>
+        </w:rPr>
+      </w:pPr>
+      <w:r>
+        <w:rPr>
+          <w:sz w:val="22"/>
+          <w:szCs w:val="22"/>
+        </w:rPr>
+        <w:t>Tatachar, A.V., 2021. Comparative assessment of regression models based on model evaluation metrics. International Research Journal of Engineering and Technology (IRJET), 8(09), pp.2395-0056.</w:t>
       </w:r>
     </w:p>
     <w:p>
@@ -3824,6 +4190,119 @@
     </w:lvl>
   </w:abstractNum>
   <w:abstractNum w:abstractNumId="4" w15:restartNumberingAfterBreak="0">
+    <w:nsid w:val="40BB7506"/>
+    <w:multiLevelType w:val="hybridMultilevel"/>
+    <w:tmpl w:val="4E3A57D4"/>
+    <w:lvl w:ilvl="0" w:tplc="08090001">
+      <w:start w:val="1"/>
+      <w:numFmt w:val="bullet"/>
+      <w:lvlText w:val=""/>
+      <w:lvlJc w:val="left"/>
+      <w:pPr>
+        <w:ind w:left="720" w:hanging="360"/>
+      </w:pPr>
+      <w:rPr>
+        <w:rFonts w:ascii="Symbol" w:hAnsi="Symbol" w:hint="default"/>
+      </w:rPr>
+    </w:lvl>
+    <w:lvl w:ilvl="1" w:tplc="08090003" w:tentative="1">
+      <w:start w:val="1"/>
+      <w:numFmt w:val="bullet"/>
+      <w:lvlText w:val="o"/>
+      <w:lvlJc w:val="left"/>
+      <w:pPr>
+        <w:ind w:left="1440" w:hanging="360"/>
+      </w:pPr>
+      <w:rPr>
+        <w:rFonts w:ascii="Courier New" w:hAnsi="Courier New" w:cs="Courier New" w:hint="default"/>
+      </w:rPr>
+    </w:lvl>
+    <w:lvl w:ilvl="2" w:tplc="08090005" w:tentative="1">
+      <w:start w:val="1"/>
+      <w:numFmt w:val="bullet"/>
+      <w:lvlText w:val=""/>
+      <w:lvlJc w:val="left"/>
+      <w:pPr>
+        <w:ind w:left="2160" w:hanging="360"/>
+      </w:pPr>
+      <w:rPr>
+        <w:rFonts w:ascii="Wingdings" w:hAnsi="Wingdings" w:hint="default"/>
+      </w:rPr>
+    </w:lvl>
+    <w:lvl w:ilvl="3" w:tplc="08090001" w:tentative="1">
+      <w:start w:val="1"/>
+      <w:numFmt w:val="bullet"/>
+      <w:lvlText w:val=""/>
+      <w:lvlJc w:val="left"/>
+      <w:pPr>
+        <w:ind w:left="2880" w:hanging="360"/>
+      </w:pPr>
+      <w:rPr>
+        <w:rFonts w:ascii="Symbol" w:hAnsi="Symbol" w:hint="default"/>
+      </w:rPr>
+    </w:lvl>
+    <w:lvl w:ilvl="4" w:tplc="08090003" w:tentative="1">
+      <w:start w:val="1"/>
+      <w:numFmt w:val="bullet"/>
+      <w:lvlText w:val="o"/>
+      <w:lvlJc w:val="left"/>
+      <w:pPr>
+        <w:ind w:left="3600" w:hanging="360"/>
+      </w:pPr>
+      <w:rPr>
+        <w:rFonts w:ascii="Courier New" w:hAnsi="Courier New" w:cs="Courier New" w:hint="default"/>
+      </w:rPr>
+    </w:lvl>
+    <w:lvl w:ilvl="5" w:tplc="08090005" w:tentative="1">
+      <w:start w:val="1"/>
+      <w:numFmt w:val="bullet"/>
+      <w:lvlText w:val=""/>
+      <w:lvlJc w:val="left"/>
+      <w:pPr>
+        <w:ind w:left="4320" w:hanging="360"/>
+      </w:pPr>
+      <w:rPr>
+        <w:rFonts w:ascii="Wingdings" w:hAnsi="Wingdings" w:hint="default"/>
+      </w:rPr>
+    </w:lvl>
+    <w:lvl w:ilvl="6" w:tplc="08090001" w:tentative="1">
+      <w:start w:val="1"/>
+      <w:numFmt w:val="bullet"/>
+      <w:lvlText w:val=""/>
+      <w:lvlJc w:val="left"/>
+      <w:pPr>
+        <w:ind w:left="5040" w:hanging="360"/>
+      </w:pPr>
+      <w:rPr>
+        <w:rFonts w:ascii="Symbol" w:hAnsi="Symbol" w:hint="default"/>
+      </w:rPr>
+    </w:lvl>
+    <w:lvl w:ilvl="7" w:tplc="08090003" w:tentative="1">
+      <w:start w:val="1"/>
+      <w:numFmt w:val="bullet"/>
+      <w:lvlText w:val="o"/>
+      <w:lvlJc w:val="left"/>
+      <w:pPr>
+        <w:ind w:left="5760" w:hanging="360"/>
+      </w:pPr>
+      <w:rPr>
+        <w:rFonts w:ascii="Courier New" w:hAnsi="Courier New" w:cs="Courier New" w:hint="default"/>
+      </w:rPr>
+    </w:lvl>
+    <w:lvl w:ilvl="8" w:tplc="08090005" w:tentative="1">
+      <w:start w:val="1"/>
+      <w:numFmt w:val="bullet"/>
+      <w:lvlText w:val=""/>
+      <w:lvlJc w:val="left"/>
+      <w:pPr>
+        <w:ind w:left="6480" w:hanging="360"/>
+      </w:pPr>
+      <w:rPr>
+        <w:rFonts w:ascii="Wingdings" w:hAnsi="Wingdings" w:hint="default"/>
+      </w:rPr>
+    </w:lvl>
+  </w:abstractNum>
+  <w:abstractNum w:abstractNumId="5" w15:restartNumberingAfterBreak="0">
     <w:nsid w:val="49D0745C"/>
     <w:multiLevelType w:val="hybridMultilevel"/>
     <w:tmpl w:val="97CE1DBC"/>
@@ -3936,7 +4415,120 @@
       </w:rPr>
     </w:lvl>
   </w:abstractNum>
-  <w:abstractNum w:abstractNumId="5" w15:restartNumberingAfterBreak="0">
+  <w:abstractNum w:abstractNumId="6" w15:restartNumberingAfterBreak="0">
+    <w:nsid w:val="584F0809"/>
+    <w:multiLevelType w:val="hybridMultilevel"/>
+    <w:tmpl w:val="F356CBCC"/>
+    <w:lvl w:ilvl="0" w:tplc="08090001">
+      <w:start w:val="1"/>
+      <w:numFmt w:val="bullet"/>
+      <w:lvlText w:val=""/>
+      <w:lvlJc w:val="left"/>
+      <w:pPr>
+        <w:ind w:left="720" w:hanging="360"/>
+      </w:pPr>
+      <w:rPr>
+        <w:rFonts w:ascii="Symbol" w:hAnsi="Symbol" w:hint="default"/>
+      </w:rPr>
+    </w:lvl>
+    <w:lvl w:ilvl="1" w:tplc="08090003" w:tentative="1">
+      <w:start w:val="1"/>
+      <w:numFmt w:val="bullet"/>
+      <w:lvlText w:val="o"/>
+      <w:lvlJc w:val="left"/>
+      <w:pPr>
+        <w:ind w:left="1440" w:hanging="360"/>
+      </w:pPr>
+      <w:rPr>
+        <w:rFonts w:ascii="Courier New" w:hAnsi="Courier New" w:cs="Courier New" w:hint="default"/>
+      </w:rPr>
+    </w:lvl>
+    <w:lvl w:ilvl="2" w:tplc="08090005" w:tentative="1">
+      <w:start w:val="1"/>
+      <w:numFmt w:val="bullet"/>
+      <w:lvlText w:val=""/>
+      <w:lvlJc w:val="left"/>
+      <w:pPr>
+        <w:ind w:left="2160" w:hanging="360"/>
+      </w:pPr>
+      <w:rPr>
+        <w:rFonts w:ascii="Wingdings" w:hAnsi="Wingdings" w:hint="default"/>
+      </w:rPr>
+    </w:lvl>
+    <w:lvl w:ilvl="3" w:tplc="08090001" w:tentative="1">
+      <w:start w:val="1"/>
+      <w:numFmt w:val="bullet"/>
+      <w:lvlText w:val=""/>
+      <w:lvlJc w:val="left"/>
+      <w:pPr>
+        <w:ind w:left="2880" w:hanging="360"/>
+      </w:pPr>
+      <w:rPr>
+        <w:rFonts w:ascii="Symbol" w:hAnsi="Symbol" w:hint="default"/>
+      </w:rPr>
+    </w:lvl>
+    <w:lvl w:ilvl="4" w:tplc="08090003" w:tentative="1">
+      <w:start w:val="1"/>
+      <w:numFmt w:val="bullet"/>
+      <w:lvlText w:val="o"/>
+      <w:lvlJc w:val="left"/>
+      <w:pPr>
+        <w:ind w:left="3600" w:hanging="360"/>
+      </w:pPr>
+      <w:rPr>
+        <w:rFonts w:ascii="Courier New" w:hAnsi="Courier New" w:cs="Courier New" w:hint="default"/>
+      </w:rPr>
+    </w:lvl>
+    <w:lvl w:ilvl="5" w:tplc="08090005" w:tentative="1">
+      <w:start w:val="1"/>
+      <w:numFmt w:val="bullet"/>
+      <w:lvlText w:val=""/>
+      <w:lvlJc w:val="left"/>
+      <w:pPr>
+        <w:ind w:left="4320" w:hanging="360"/>
+      </w:pPr>
+      <w:rPr>
+        <w:rFonts w:ascii="Wingdings" w:hAnsi="Wingdings" w:hint="default"/>
+      </w:rPr>
+    </w:lvl>
+    <w:lvl w:ilvl="6" w:tplc="08090001" w:tentative="1">
+      <w:start w:val="1"/>
+      <w:numFmt w:val="bullet"/>
+      <w:lvlText w:val=""/>
+      <w:lvlJc w:val="left"/>
+      <w:pPr>
+        <w:ind w:left="5040" w:hanging="360"/>
+      </w:pPr>
+      <w:rPr>
+        <w:rFonts w:ascii="Symbol" w:hAnsi="Symbol" w:hint="default"/>
+      </w:rPr>
+    </w:lvl>
+    <w:lvl w:ilvl="7" w:tplc="08090003" w:tentative="1">
+      <w:start w:val="1"/>
+      <w:numFmt w:val="bullet"/>
+      <w:lvlText w:val="o"/>
+      <w:lvlJc w:val="left"/>
+      <w:pPr>
+        <w:ind w:left="5760" w:hanging="360"/>
+      </w:pPr>
+      <w:rPr>
+        <w:rFonts w:ascii="Courier New" w:hAnsi="Courier New" w:cs="Courier New" w:hint="default"/>
+      </w:rPr>
+    </w:lvl>
+    <w:lvl w:ilvl="8" w:tplc="08090005" w:tentative="1">
+      <w:start w:val="1"/>
+      <w:numFmt w:val="bullet"/>
+      <w:lvlText w:val=""/>
+      <w:lvlJc w:val="left"/>
+      <w:pPr>
+        <w:ind w:left="6480" w:hanging="360"/>
+      </w:pPr>
+      <w:rPr>
+        <w:rFonts w:ascii="Wingdings" w:hAnsi="Wingdings" w:hint="default"/>
+      </w:rPr>
+    </w:lvl>
+  </w:abstractNum>
+  <w:abstractNum w:abstractNumId="7" w15:restartNumberingAfterBreak="0">
     <w:nsid w:val="587A1587"/>
     <w:multiLevelType w:val="hybridMultilevel"/>
     <w:tmpl w:val="102239C2"/>
@@ -4053,7 +4645,7 @@
     <w:abstractNumId w:val="0"/>
   </w:num>
   <w:num w:numId="2" w16cid:durableId="1153837750">
-    <w:abstractNumId w:val="4"/>
+    <w:abstractNumId w:val="5"/>
   </w:num>
   <w:num w:numId="3" w16cid:durableId="1158304964">
     <w:abstractNumId w:val="2"/>
@@ -4062,10 +4654,16 @@
     <w:abstractNumId w:val="3"/>
   </w:num>
   <w:num w:numId="5" w16cid:durableId="1424959308">
-    <w:abstractNumId w:val="5"/>
+    <w:abstractNumId w:val="7"/>
   </w:num>
   <w:num w:numId="6" w16cid:durableId="1238054041">
     <w:abstractNumId w:val="1"/>
+  </w:num>
+  <w:num w:numId="7" w16cid:durableId="381180091">
+    <w:abstractNumId w:val="6"/>
+  </w:num>
+  <w:num w:numId="8" w16cid:durableId="8681755">
+    <w:abstractNumId w:val="4"/>
   </w:num>
 </w:numbering>
 </file>
